--- a/Menu.docx
+++ b/Menu.docx
@@ -91,6 +91,7 @@
     </w:p>
     <w:p>
       <w:pPr>
+        <w:ind w:left="2160"/>
         <w:rPr>
           <w:rFonts w:ascii="Arial" w:hAnsi="Arial" w:cs="Arial"/>
           <w:sz w:val="28"/>
@@ -108,6 +109,7 @@
     </w:p>
     <w:p>
       <w:pPr>
+        <w:ind w:left="1440" w:firstLine="720"/>
         <w:rPr>
           <w:rFonts w:ascii="Arial" w:hAnsi="Arial" w:cs="Arial"/>
           <w:sz w:val="28"/>
@@ -125,6 +127,7 @@
     </w:p>
     <w:p>
       <w:pPr>
+        <w:ind w:left="1440" w:firstLine="720"/>
         <w:rPr>
           <w:rFonts w:ascii="Arial" w:hAnsi="Arial" w:cs="Arial"/>
           <w:sz w:val="28"/>
@@ -142,6 +145,7 @@
     </w:p>
     <w:p>
       <w:pPr>
+        <w:ind w:left="1440" w:firstLine="720"/>
         <w:rPr>
           <w:rFonts w:ascii="Arial" w:hAnsi="Arial" w:cs="Arial"/>
           <w:sz w:val="28"/>
@@ -159,6 +163,7 @@
     </w:p>
     <w:p>
       <w:pPr>
+        <w:ind w:left="1440" w:firstLine="720"/>
         <w:rPr>
           <w:rFonts w:ascii="Arial" w:hAnsi="Arial" w:cs="Arial"/>
           <w:sz w:val="28"/>
@@ -176,6 +181,7 @@
     </w:p>
     <w:p>
       <w:pPr>
+        <w:ind w:left="1440" w:firstLine="720"/>
         <w:rPr>
           <w:rFonts w:ascii="Arial" w:hAnsi="Arial" w:cs="Arial"/>
           <w:sz w:val="28"/>
@@ -190,6 +196,583 @@
         </w:rPr>
         <w:t>5. Exit</w:t>
       </w:r>
+    </w:p>
+    <w:p>
+      <w:pPr>
+        <w:ind w:left="1440" w:firstLine="720"/>
+        <w:rPr>
+          <w:rFonts w:ascii="Arial" w:hAnsi="Arial" w:cs="Arial"/>
+          <w:sz w:val="28"/>
+          <w:szCs w:val="28"/>
+        </w:rPr>
+      </w:pPr>
+      <w:r>
+        <w:rPr>
+          <w:rFonts w:ascii="Arial" w:hAnsi="Arial" w:cs="Arial"/>
+          <w:sz w:val="28"/>
+          <w:szCs w:val="28"/>
+        </w:rPr>
+        <w:t>Hours and Minutes:</w:t>
+      </w:r>
+    </w:p>
+    <w:p>
+      <w:pPr>
+        <w:rPr>
+          <w:rFonts w:ascii="Arial" w:hAnsi="Arial" w:cs="Arial"/>
+          <w:sz w:val="28"/>
+          <w:szCs w:val="28"/>
+        </w:rPr>
+      </w:pPr>
+    </w:p>
+    <w:p>
+      <w:pPr>
+        <w:pStyle w:val="ListParagraph"/>
+        <w:numPr>
+          <w:ilvl w:val="0"/>
+          <w:numId w:val="4"/>
+        </w:numPr>
+        <w:rPr>
+          <w:rFonts w:ascii="Arial" w:hAnsi="Arial" w:cs="Arial"/>
+          <w:sz w:val="28"/>
+          <w:szCs w:val="28"/>
+        </w:rPr>
+      </w:pPr>
+      <w:r>
+        <w:rPr>
+          <w:rFonts w:ascii="Arial" w:hAnsi="Arial" w:cs="Arial"/>
+          <w:sz w:val="28"/>
+          <w:szCs w:val="28"/>
+        </w:rPr>
+        <w:t>Hours to Minutes</w:t>
+      </w:r>
+    </w:p>
+    <w:p>
+      <w:pPr>
+        <w:pStyle w:val="ListParagraph"/>
+        <w:numPr>
+          <w:ilvl w:val="0"/>
+          <w:numId w:val="4"/>
+        </w:numPr>
+        <w:rPr>
+          <w:rFonts w:ascii="Arial" w:hAnsi="Arial" w:cs="Arial"/>
+          <w:sz w:val="28"/>
+          <w:szCs w:val="28"/>
+        </w:rPr>
+      </w:pPr>
+      <w:r>
+        <w:rPr>
+          <w:rFonts w:ascii="Arial" w:hAnsi="Arial" w:cs="Arial"/>
+          <w:sz w:val="28"/>
+          <w:szCs w:val="28"/>
+        </w:rPr>
+        <w:t>Minutes to Hours</w:t>
+      </w:r>
+    </w:p>
+    <w:p>
+      <w:pPr>
+        <w:pStyle w:val="ListParagraph"/>
+        <w:numPr>
+          <w:ilvl w:val="0"/>
+          <w:numId w:val="4"/>
+        </w:numPr>
+        <w:rPr>
+          <w:rFonts w:ascii="Arial" w:hAnsi="Arial" w:cs="Arial"/>
+          <w:sz w:val="28"/>
+          <w:szCs w:val="28"/>
+        </w:rPr>
+      </w:pPr>
+      <w:r>
+        <w:rPr>
+          <w:rFonts w:ascii="Arial" w:hAnsi="Arial" w:cs="Arial"/>
+          <w:sz w:val="28"/>
+          <w:szCs w:val="28"/>
+        </w:rPr>
+        <w:t>Days and Hours:</w:t>
+      </w:r>
+    </w:p>
+    <w:p>
+      <w:pPr>
+        <w:rPr>
+          <w:rFonts w:ascii="Arial" w:hAnsi="Arial" w:cs="Arial"/>
+          <w:sz w:val="28"/>
+          <w:szCs w:val="28"/>
+        </w:rPr>
+      </w:pPr>
+    </w:p>
+    <w:p>
+      <w:pPr>
+        <w:pStyle w:val="ListParagraph"/>
+        <w:numPr>
+          <w:ilvl w:val="0"/>
+          <w:numId w:val="4"/>
+        </w:numPr>
+        <w:rPr>
+          <w:rFonts w:ascii="Arial" w:hAnsi="Arial" w:cs="Arial"/>
+          <w:sz w:val="28"/>
+          <w:szCs w:val="28"/>
+        </w:rPr>
+      </w:pPr>
+      <w:r>
+        <w:rPr>
+          <w:rFonts w:ascii="Arial" w:hAnsi="Arial" w:cs="Arial"/>
+          <w:sz w:val="28"/>
+          <w:szCs w:val="28"/>
+        </w:rPr>
+        <w:t>Days to Hours</w:t>
+      </w:r>
+    </w:p>
+    <w:p>
+      <w:pPr>
+        <w:pStyle w:val="ListParagraph"/>
+        <w:numPr>
+          <w:ilvl w:val="0"/>
+          <w:numId w:val="4"/>
+        </w:numPr>
+        <w:rPr>
+          <w:rFonts w:ascii="Arial" w:hAnsi="Arial" w:cs="Arial"/>
+          <w:sz w:val="28"/>
+          <w:szCs w:val="28"/>
+        </w:rPr>
+      </w:pPr>
+      <w:r>
+        <w:rPr>
+          <w:rFonts w:ascii="Arial" w:hAnsi="Arial" w:cs="Arial"/>
+          <w:sz w:val="28"/>
+          <w:szCs w:val="28"/>
+        </w:rPr>
+        <w:t>Hours to Days</w:t>
+      </w:r>
+    </w:p>
+    <w:p>
+      <w:pPr>
+        <w:pStyle w:val="ListParagraph"/>
+        <w:numPr>
+          <w:ilvl w:val="0"/>
+          <w:numId w:val="4"/>
+        </w:numPr>
+        <w:rPr>
+          <w:rFonts w:ascii="Arial" w:hAnsi="Arial" w:cs="Arial"/>
+          <w:sz w:val="28"/>
+          <w:szCs w:val="28"/>
+        </w:rPr>
+      </w:pPr>
+      <w:r>
+        <w:rPr>
+          <w:rFonts w:ascii="Arial" w:hAnsi="Arial" w:cs="Arial"/>
+          <w:sz w:val="28"/>
+          <w:szCs w:val="28"/>
+        </w:rPr>
+        <w:t>Weeks and Days:</w:t>
+      </w:r>
+    </w:p>
+    <w:p>
+      <w:pPr>
+        <w:rPr>
+          <w:rFonts w:ascii="Arial" w:hAnsi="Arial" w:cs="Arial"/>
+          <w:sz w:val="28"/>
+          <w:szCs w:val="28"/>
+        </w:rPr>
+      </w:pPr>
+    </w:p>
+    <w:p>
+      <w:pPr>
+        <w:pStyle w:val="ListParagraph"/>
+        <w:numPr>
+          <w:ilvl w:val="0"/>
+          <w:numId w:val="4"/>
+        </w:numPr>
+        <w:rPr>
+          <w:rFonts w:ascii="Arial" w:hAnsi="Arial" w:cs="Arial"/>
+          <w:sz w:val="28"/>
+          <w:szCs w:val="28"/>
+        </w:rPr>
+      </w:pPr>
+      <w:r>
+        <w:rPr>
+          <w:rFonts w:ascii="Arial" w:hAnsi="Arial" w:cs="Arial"/>
+          <w:sz w:val="28"/>
+          <w:szCs w:val="28"/>
+        </w:rPr>
+        <w:t>Weeks to Days</w:t>
+      </w:r>
+    </w:p>
+    <w:p>
+      <w:pPr>
+        <w:pStyle w:val="ListParagraph"/>
+        <w:numPr>
+          <w:ilvl w:val="0"/>
+          <w:numId w:val="4"/>
+        </w:numPr>
+        <w:rPr>
+          <w:rFonts w:ascii="Arial" w:hAnsi="Arial" w:cs="Arial"/>
+          <w:sz w:val="28"/>
+          <w:szCs w:val="28"/>
+        </w:rPr>
+      </w:pPr>
+      <w:r>
+        <w:rPr>
+          <w:rFonts w:ascii="Arial" w:hAnsi="Arial" w:cs="Arial"/>
+          <w:sz w:val="28"/>
+          <w:szCs w:val="28"/>
+        </w:rPr>
+        <w:t>Days to Weeks</w:t>
+      </w:r>
+    </w:p>
+    <w:p>
+      <w:pPr>
+        <w:pStyle w:val="ListParagraph"/>
+        <w:numPr>
+          <w:ilvl w:val="0"/>
+          <w:numId w:val="4"/>
+        </w:numPr>
+        <w:rPr>
+          <w:rFonts w:ascii="Arial" w:hAnsi="Arial" w:cs="Arial"/>
+          <w:sz w:val="28"/>
+          <w:szCs w:val="28"/>
+        </w:rPr>
+      </w:pPr>
+      <w:r>
+        <w:rPr>
+          <w:rFonts w:ascii="Arial" w:hAnsi="Arial" w:cs="Arial"/>
+          <w:sz w:val="28"/>
+          <w:szCs w:val="28"/>
+        </w:rPr>
+        <w:t>Months and Days:</w:t>
+      </w:r>
+    </w:p>
+    <w:p>
+      <w:pPr>
+        <w:rPr>
+          <w:rFonts w:ascii="Arial" w:hAnsi="Arial" w:cs="Arial"/>
+          <w:sz w:val="28"/>
+          <w:szCs w:val="28"/>
+        </w:rPr>
+      </w:pPr>
+    </w:p>
+    <w:p>
+      <w:pPr>
+        <w:pStyle w:val="ListParagraph"/>
+        <w:numPr>
+          <w:ilvl w:val="0"/>
+          <w:numId w:val="4"/>
+        </w:numPr>
+        <w:rPr>
+          <w:rFonts w:ascii="Arial" w:hAnsi="Arial" w:cs="Arial"/>
+          <w:sz w:val="28"/>
+          <w:szCs w:val="28"/>
+        </w:rPr>
+      </w:pPr>
+      <w:r>
+        <w:rPr>
+          <w:rFonts w:ascii="Arial" w:hAnsi="Arial" w:cs="Arial"/>
+          <w:sz w:val="28"/>
+          <w:szCs w:val="28"/>
+        </w:rPr>
+        <w:t>Months to Days</w:t>
+      </w:r>
+    </w:p>
+    <w:p>
+      <w:pPr>
+        <w:pStyle w:val="ListParagraph"/>
+        <w:numPr>
+          <w:ilvl w:val="0"/>
+          <w:numId w:val="4"/>
+        </w:numPr>
+        <w:rPr>
+          <w:rFonts w:ascii="Arial" w:hAnsi="Arial" w:cs="Arial"/>
+          <w:sz w:val="28"/>
+          <w:szCs w:val="28"/>
+        </w:rPr>
+      </w:pPr>
+      <w:r>
+        <w:rPr>
+          <w:rFonts w:ascii="Arial" w:hAnsi="Arial" w:cs="Arial"/>
+          <w:sz w:val="28"/>
+          <w:szCs w:val="28"/>
+        </w:rPr>
+        <w:t>Days to Months</w:t>
+      </w:r>
+    </w:p>
+    <w:p>
+      <w:pPr>
+        <w:pStyle w:val="ListParagraph"/>
+        <w:numPr>
+          <w:ilvl w:val="0"/>
+          <w:numId w:val="4"/>
+        </w:numPr>
+        <w:rPr>
+          <w:rFonts w:ascii="Arial" w:hAnsi="Arial" w:cs="Arial"/>
+          <w:sz w:val="28"/>
+          <w:szCs w:val="28"/>
+        </w:rPr>
+      </w:pPr>
+      <w:r>
+        <w:rPr>
+          <w:rFonts w:ascii="Arial" w:hAnsi="Arial" w:cs="Arial"/>
+          <w:sz w:val="28"/>
+          <w:szCs w:val="28"/>
+        </w:rPr>
+        <w:t>Years and Days:</w:t>
+      </w:r>
+    </w:p>
+    <w:p>
+      <w:pPr>
+        <w:rPr>
+          <w:rFonts w:ascii="Arial" w:hAnsi="Arial" w:cs="Arial"/>
+          <w:sz w:val="28"/>
+          <w:szCs w:val="28"/>
+        </w:rPr>
+      </w:pPr>
+    </w:p>
+    <w:p>
+      <w:pPr>
+        <w:pStyle w:val="ListParagraph"/>
+        <w:numPr>
+          <w:ilvl w:val="0"/>
+          <w:numId w:val="4"/>
+        </w:numPr>
+        <w:rPr>
+          <w:rFonts w:ascii="Arial" w:hAnsi="Arial" w:cs="Arial"/>
+          <w:sz w:val="28"/>
+          <w:szCs w:val="28"/>
+        </w:rPr>
+      </w:pPr>
+      <w:r>
+        <w:rPr>
+          <w:rFonts w:ascii="Arial" w:hAnsi="Arial" w:cs="Arial"/>
+          <w:sz w:val="28"/>
+          <w:szCs w:val="28"/>
+        </w:rPr>
+        <w:t>Years to Days</w:t>
+      </w:r>
+    </w:p>
+    <w:p>
+      <w:pPr>
+        <w:pStyle w:val="ListParagraph"/>
+        <w:numPr>
+          <w:ilvl w:val="0"/>
+          <w:numId w:val="4"/>
+        </w:numPr>
+        <w:rPr>
+          <w:rFonts w:ascii="Arial" w:hAnsi="Arial" w:cs="Arial"/>
+          <w:sz w:val="28"/>
+          <w:szCs w:val="28"/>
+        </w:rPr>
+      </w:pPr>
+      <w:r>
+        <w:rPr>
+          <w:rFonts w:ascii="Arial" w:hAnsi="Arial" w:cs="Arial"/>
+          <w:sz w:val="28"/>
+          <w:szCs w:val="28"/>
+        </w:rPr>
+        <w:t>Days to Years</w:t>
+      </w:r>
+    </w:p>
+    <w:p>
+      <w:pPr>
+        <w:pStyle w:val="ListParagraph"/>
+        <w:numPr>
+          <w:ilvl w:val="0"/>
+          <w:numId w:val="4"/>
+        </w:numPr>
+        <w:rPr>
+          <w:rFonts w:ascii="Arial" w:hAnsi="Arial" w:cs="Arial"/>
+          <w:sz w:val="28"/>
+          <w:szCs w:val="28"/>
+        </w:rPr>
+      </w:pPr>
+      <w:r>
+        <w:rPr>
+          <w:rFonts w:ascii="Arial" w:hAnsi="Arial" w:cs="Arial"/>
+          <w:sz w:val="28"/>
+          <w:szCs w:val="28"/>
+        </w:rPr>
+        <w:lastRenderedPageBreak/>
+        <w:t>Hours, Minutes, and Seconds:</w:t>
+      </w:r>
+    </w:p>
+    <w:p>
+      <w:pPr>
+        <w:rPr>
+          <w:rFonts w:ascii="Arial" w:hAnsi="Arial" w:cs="Arial"/>
+          <w:sz w:val="28"/>
+          <w:szCs w:val="28"/>
+        </w:rPr>
+      </w:pPr>
+    </w:p>
+    <w:p>
+      <w:pPr>
+        <w:pStyle w:val="ListParagraph"/>
+        <w:numPr>
+          <w:ilvl w:val="0"/>
+          <w:numId w:val="4"/>
+        </w:numPr>
+        <w:rPr>
+          <w:rFonts w:ascii="Arial" w:hAnsi="Arial" w:cs="Arial"/>
+          <w:sz w:val="28"/>
+          <w:szCs w:val="28"/>
+        </w:rPr>
+      </w:pPr>
+      <w:r>
+        <w:rPr>
+          <w:rFonts w:ascii="Arial" w:hAnsi="Arial" w:cs="Arial"/>
+          <w:sz w:val="28"/>
+          <w:szCs w:val="28"/>
+        </w:rPr>
+        <w:t>Hours to Minutes to Seconds</w:t>
+      </w:r>
+    </w:p>
+    <w:p>
+      <w:pPr>
+        <w:pStyle w:val="ListParagraph"/>
+        <w:numPr>
+          <w:ilvl w:val="0"/>
+          <w:numId w:val="4"/>
+        </w:numPr>
+        <w:rPr>
+          <w:rFonts w:ascii="Arial" w:hAnsi="Arial" w:cs="Arial"/>
+          <w:sz w:val="28"/>
+          <w:szCs w:val="28"/>
+        </w:rPr>
+      </w:pPr>
+      <w:r>
+        <w:rPr>
+          <w:rFonts w:ascii="Arial" w:hAnsi="Arial" w:cs="Arial"/>
+          <w:sz w:val="28"/>
+          <w:szCs w:val="28"/>
+        </w:rPr>
+        <w:t>Seconds to Minutes to Hours</w:t>
+      </w:r>
+    </w:p>
+    <w:p>
+      <w:pPr>
+        <w:rPr>
+          <w:rFonts w:ascii="Arial" w:hAnsi="Arial" w:cs="Arial"/>
+          <w:sz w:val="28"/>
+          <w:szCs w:val="28"/>
+        </w:rPr>
+      </w:pPr>
+      <w:r>
+        <w:rPr>
+          <w:rFonts w:ascii="Arial" w:hAnsi="Arial" w:cs="Arial"/>
+          <w:sz w:val="28"/>
+          <w:szCs w:val="28"/>
+        </w:rPr>
+        <w:t>2. Temperature Conversions</w:t>
+      </w:r>
+    </w:p>
+    <w:p>
+      <w:pPr>
+        <w:rPr>
+          <w:rFonts w:ascii="Arial" w:hAnsi="Arial" w:cs="Arial"/>
+          <w:sz w:val="28"/>
+          <w:szCs w:val="28"/>
+        </w:rPr>
+      </w:pPr>
+      <w:r>
+        <w:rPr>
+          <w:rFonts w:ascii="Arial" w:hAnsi="Arial" w:cs="Arial"/>
+          <w:sz w:val="28"/>
+          <w:szCs w:val="28"/>
+        </w:rPr>
+        <w:t xml:space="preserve">   1. Celsius to Fahrenheit</w:t>
+      </w:r>
+    </w:p>
+    <w:p>
+      <w:pPr>
+        <w:rPr>
+          <w:rFonts w:ascii="Arial" w:hAnsi="Arial" w:cs="Arial"/>
+          <w:sz w:val="28"/>
+          <w:szCs w:val="28"/>
+        </w:rPr>
+      </w:pPr>
+      <w:r>
+        <w:rPr>
+          <w:rFonts w:ascii="Arial" w:hAnsi="Arial" w:cs="Arial"/>
+          <w:sz w:val="28"/>
+          <w:szCs w:val="28"/>
+        </w:rPr>
+        <w:t xml:space="preserve">   2. Fahrenheit to Celsius</w:t>
+      </w:r>
+    </w:p>
+    <w:p>
+      <w:pPr>
+        <w:rPr>
+          <w:rFonts w:ascii="Arial" w:hAnsi="Arial" w:cs="Arial"/>
+          <w:sz w:val="28"/>
+          <w:szCs w:val="28"/>
+        </w:rPr>
+      </w:pPr>
+    </w:p>
+    <w:p>
+      <w:pPr>
+        <w:rPr>
+          <w:rFonts w:ascii="Arial" w:hAnsi="Arial" w:cs="Arial"/>
+          <w:sz w:val="28"/>
+          <w:szCs w:val="28"/>
+        </w:rPr>
+      </w:pPr>
+    </w:p>
+    <w:p>
+      <w:pPr>
+        <w:rPr>
+          <w:rFonts w:ascii="Arial" w:hAnsi="Arial" w:cs="Arial"/>
+          <w:sz w:val="28"/>
+          <w:szCs w:val="28"/>
+        </w:rPr>
+      </w:pPr>
+      <w:r>
+        <w:rPr>
+          <w:rFonts w:ascii="Arial" w:hAnsi="Arial" w:cs="Arial"/>
+          <w:sz w:val="28"/>
+          <w:szCs w:val="28"/>
+        </w:rPr>
+        <w:t>1. Length Conversions</w:t>
+      </w:r>
+    </w:p>
+    <w:p>
+      <w:pPr>
+        <w:rPr>
+          <w:rFonts w:ascii="Arial" w:hAnsi="Arial" w:cs="Arial"/>
+          <w:sz w:val="28"/>
+          <w:szCs w:val="28"/>
+        </w:rPr>
+      </w:pPr>
+      <w:r>
+        <w:rPr>
+          <w:rFonts w:ascii="Arial" w:hAnsi="Arial" w:cs="Arial"/>
+          <w:sz w:val="28"/>
+          <w:szCs w:val="28"/>
+        </w:rPr>
+        <w:t xml:space="preserve">   1. Feet to Meters</w:t>
+      </w:r>
+    </w:p>
+    <w:p>
+      <w:pPr>
+        <w:rPr>
+          <w:rFonts w:ascii="Arial" w:hAnsi="Arial" w:cs="Arial"/>
+          <w:sz w:val="28"/>
+          <w:szCs w:val="28"/>
+        </w:rPr>
+      </w:pPr>
+      <w:r>
+        <w:rPr>
+          <w:rFonts w:ascii="Arial" w:hAnsi="Arial" w:cs="Arial"/>
+          <w:sz w:val="28"/>
+          <w:szCs w:val="28"/>
+        </w:rPr>
+        <w:t xml:space="preserve">   2. Meters to Feet</w:t>
+      </w:r>
+    </w:p>
+    <w:p>
+      <w:pPr>
+        <w:ind w:left="1440" w:firstLine="720"/>
+        <w:rPr>
+          <w:rFonts w:ascii="Arial" w:hAnsi="Arial" w:cs="Arial"/>
+          <w:sz w:val="28"/>
+          <w:szCs w:val="28"/>
+        </w:rPr>
+      </w:pPr>
     </w:p>
     <w:p>
       <w:pPr>
@@ -607,6 +1190,7 @@
           <w:sz w:val="28"/>
           <w:szCs w:val="28"/>
         </w:rPr>
+        <w:lastRenderedPageBreak/>
         <w:t>Euros to US Dollars</w:t>
       </w:r>
     </w:p>
@@ -763,621 +1347,6 @@
           <w:szCs w:val="28"/>
         </w:rPr>
       </w:pPr>
-    </w:p>
-    <w:p>
-      <w:pPr>
-        <w:rPr>
-          <w:rFonts w:ascii="Arial" w:hAnsi="Arial" w:cs="Arial"/>
-          <w:sz w:val="28"/>
-          <w:szCs w:val="28"/>
-        </w:rPr>
-      </w:pPr>
-    </w:p>
-    <w:p>
-      <w:pPr>
-        <w:rPr>
-          <w:rFonts w:ascii="Arial" w:hAnsi="Arial" w:cs="Arial"/>
-          <w:sz w:val="28"/>
-          <w:szCs w:val="28"/>
-        </w:rPr>
-      </w:pPr>
-    </w:p>
-    <w:p>
-      <w:pPr>
-        <w:rPr>
-          <w:rFonts w:ascii="Arial" w:hAnsi="Arial" w:cs="Arial"/>
-          <w:sz w:val="28"/>
-          <w:szCs w:val="28"/>
-        </w:rPr>
-      </w:pPr>
-    </w:p>
-    <w:p>
-      <w:pPr>
-        <w:rPr>
-          <w:rFonts w:ascii="Arial" w:hAnsi="Arial" w:cs="Arial"/>
-          <w:sz w:val="28"/>
-          <w:szCs w:val="28"/>
-        </w:rPr>
-      </w:pPr>
-    </w:p>
-    <w:p>
-      <w:pPr>
-        <w:rPr>
-          <w:rFonts w:ascii="Arial" w:hAnsi="Arial" w:cs="Arial"/>
-          <w:sz w:val="28"/>
-          <w:szCs w:val="28"/>
-        </w:rPr>
-      </w:pPr>
-    </w:p>
-    <w:p>
-      <w:pPr>
-        <w:pStyle w:val="ListParagraph"/>
-        <w:numPr>
-          <w:ilvl w:val="0"/>
-          <w:numId w:val="4"/>
-        </w:numPr>
-        <w:rPr>
-          <w:rFonts w:ascii="Arial" w:hAnsi="Arial" w:cs="Arial"/>
-          <w:sz w:val="28"/>
-          <w:szCs w:val="28"/>
-        </w:rPr>
-      </w:pPr>
-      <w:r>
-        <w:rPr>
-          <w:rFonts w:ascii="Arial" w:hAnsi="Arial" w:cs="Arial"/>
-          <w:sz w:val="28"/>
-          <w:szCs w:val="28"/>
-        </w:rPr>
-        <w:t>Hours and Minutes:</w:t>
-      </w:r>
-    </w:p>
-    <w:p>
-      <w:pPr>
-        <w:rPr>
-          <w:rFonts w:ascii="Arial" w:hAnsi="Arial" w:cs="Arial"/>
-          <w:sz w:val="28"/>
-          <w:szCs w:val="28"/>
-        </w:rPr>
-      </w:pPr>
-    </w:p>
-    <w:p>
-      <w:pPr>
-        <w:pStyle w:val="ListParagraph"/>
-        <w:numPr>
-          <w:ilvl w:val="0"/>
-          <w:numId w:val="4"/>
-        </w:numPr>
-        <w:rPr>
-          <w:rFonts w:ascii="Arial" w:hAnsi="Arial" w:cs="Arial"/>
-          <w:sz w:val="28"/>
-          <w:szCs w:val="28"/>
-        </w:rPr>
-      </w:pPr>
-      <w:r>
-        <w:rPr>
-          <w:rFonts w:ascii="Arial" w:hAnsi="Arial" w:cs="Arial"/>
-          <w:sz w:val="28"/>
-          <w:szCs w:val="28"/>
-        </w:rPr>
-        <w:t>Hours to Minutes</w:t>
-      </w:r>
-    </w:p>
-    <w:p>
-      <w:pPr>
-        <w:pStyle w:val="ListParagraph"/>
-        <w:numPr>
-          <w:ilvl w:val="0"/>
-          <w:numId w:val="4"/>
-        </w:numPr>
-        <w:rPr>
-          <w:rFonts w:ascii="Arial" w:hAnsi="Arial" w:cs="Arial"/>
-          <w:sz w:val="28"/>
-          <w:szCs w:val="28"/>
-        </w:rPr>
-      </w:pPr>
-      <w:r>
-        <w:rPr>
-          <w:rFonts w:ascii="Arial" w:hAnsi="Arial" w:cs="Arial"/>
-          <w:sz w:val="28"/>
-          <w:szCs w:val="28"/>
-        </w:rPr>
-        <w:t>Minutes to Hours</w:t>
-      </w:r>
-    </w:p>
-    <w:p>
-      <w:pPr>
-        <w:pStyle w:val="ListParagraph"/>
-        <w:numPr>
-          <w:ilvl w:val="0"/>
-          <w:numId w:val="4"/>
-        </w:numPr>
-        <w:rPr>
-          <w:rFonts w:ascii="Arial" w:hAnsi="Arial" w:cs="Arial"/>
-          <w:sz w:val="28"/>
-          <w:szCs w:val="28"/>
-        </w:rPr>
-      </w:pPr>
-      <w:r>
-        <w:rPr>
-          <w:rFonts w:ascii="Arial" w:hAnsi="Arial" w:cs="Arial"/>
-          <w:sz w:val="28"/>
-          <w:szCs w:val="28"/>
-        </w:rPr>
-        <w:t>Days and Hours:</w:t>
-      </w:r>
-    </w:p>
-    <w:p>
-      <w:pPr>
-        <w:rPr>
-          <w:rFonts w:ascii="Arial" w:hAnsi="Arial" w:cs="Arial"/>
-          <w:sz w:val="28"/>
-          <w:szCs w:val="28"/>
-        </w:rPr>
-      </w:pPr>
-    </w:p>
-    <w:p>
-      <w:pPr>
-        <w:pStyle w:val="ListParagraph"/>
-        <w:numPr>
-          <w:ilvl w:val="0"/>
-          <w:numId w:val="4"/>
-        </w:numPr>
-        <w:rPr>
-          <w:rFonts w:ascii="Arial" w:hAnsi="Arial" w:cs="Arial"/>
-          <w:sz w:val="28"/>
-          <w:szCs w:val="28"/>
-        </w:rPr>
-      </w:pPr>
-      <w:r>
-        <w:rPr>
-          <w:rFonts w:ascii="Arial" w:hAnsi="Arial" w:cs="Arial"/>
-          <w:sz w:val="28"/>
-          <w:szCs w:val="28"/>
-        </w:rPr>
-        <w:t>Days to Hours</w:t>
-      </w:r>
-    </w:p>
-    <w:p>
-      <w:pPr>
-        <w:pStyle w:val="ListParagraph"/>
-        <w:numPr>
-          <w:ilvl w:val="0"/>
-          <w:numId w:val="4"/>
-        </w:numPr>
-        <w:rPr>
-          <w:rFonts w:ascii="Arial" w:hAnsi="Arial" w:cs="Arial"/>
-          <w:sz w:val="28"/>
-          <w:szCs w:val="28"/>
-        </w:rPr>
-      </w:pPr>
-      <w:r>
-        <w:rPr>
-          <w:rFonts w:ascii="Arial" w:hAnsi="Arial" w:cs="Arial"/>
-          <w:sz w:val="28"/>
-          <w:szCs w:val="28"/>
-        </w:rPr>
-        <w:t>Hours to Days</w:t>
-      </w:r>
-    </w:p>
-    <w:p>
-      <w:pPr>
-        <w:pStyle w:val="ListParagraph"/>
-        <w:numPr>
-          <w:ilvl w:val="0"/>
-          <w:numId w:val="4"/>
-        </w:numPr>
-        <w:rPr>
-          <w:rFonts w:ascii="Arial" w:hAnsi="Arial" w:cs="Arial"/>
-          <w:sz w:val="28"/>
-          <w:szCs w:val="28"/>
-        </w:rPr>
-      </w:pPr>
-      <w:r>
-        <w:rPr>
-          <w:rFonts w:ascii="Arial" w:hAnsi="Arial" w:cs="Arial"/>
-          <w:sz w:val="28"/>
-          <w:szCs w:val="28"/>
-        </w:rPr>
-        <w:t>Weeks and Days:</w:t>
-      </w:r>
-    </w:p>
-    <w:p>
-      <w:pPr>
-        <w:rPr>
-          <w:rFonts w:ascii="Arial" w:hAnsi="Arial" w:cs="Arial"/>
-          <w:sz w:val="28"/>
-          <w:szCs w:val="28"/>
-        </w:rPr>
-      </w:pPr>
-    </w:p>
-    <w:p>
-      <w:pPr>
-        <w:pStyle w:val="ListParagraph"/>
-        <w:numPr>
-          <w:ilvl w:val="0"/>
-          <w:numId w:val="4"/>
-        </w:numPr>
-        <w:rPr>
-          <w:rFonts w:ascii="Arial" w:hAnsi="Arial" w:cs="Arial"/>
-          <w:sz w:val="28"/>
-          <w:szCs w:val="28"/>
-        </w:rPr>
-      </w:pPr>
-      <w:r>
-        <w:rPr>
-          <w:rFonts w:ascii="Arial" w:hAnsi="Arial" w:cs="Arial"/>
-          <w:sz w:val="28"/>
-          <w:szCs w:val="28"/>
-        </w:rPr>
-        <w:t>Weeks to Days</w:t>
-      </w:r>
-    </w:p>
-    <w:p>
-      <w:pPr>
-        <w:pStyle w:val="ListParagraph"/>
-        <w:numPr>
-          <w:ilvl w:val="0"/>
-          <w:numId w:val="4"/>
-        </w:numPr>
-        <w:rPr>
-          <w:rFonts w:ascii="Arial" w:hAnsi="Arial" w:cs="Arial"/>
-          <w:sz w:val="28"/>
-          <w:szCs w:val="28"/>
-        </w:rPr>
-      </w:pPr>
-      <w:r>
-        <w:rPr>
-          <w:rFonts w:ascii="Arial" w:hAnsi="Arial" w:cs="Arial"/>
-          <w:sz w:val="28"/>
-          <w:szCs w:val="28"/>
-        </w:rPr>
-        <w:t>Days to Weeks</w:t>
-      </w:r>
-    </w:p>
-    <w:p>
-      <w:pPr>
-        <w:pStyle w:val="ListParagraph"/>
-        <w:numPr>
-          <w:ilvl w:val="0"/>
-          <w:numId w:val="4"/>
-        </w:numPr>
-        <w:rPr>
-          <w:rFonts w:ascii="Arial" w:hAnsi="Arial" w:cs="Arial"/>
-          <w:sz w:val="28"/>
-          <w:szCs w:val="28"/>
-        </w:rPr>
-      </w:pPr>
-      <w:r>
-        <w:rPr>
-          <w:rFonts w:ascii="Arial" w:hAnsi="Arial" w:cs="Arial"/>
-          <w:sz w:val="28"/>
-          <w:szCs w:val="28"/>
-        </w:rPr>
-        <w:t>Months and Days:</w:t>
-      </w:r>
-    </w:p>
-    <w:p>
-      <w:pPr>
-        <w:rPr>
-          <w:rFonts w:ascii="Arial" w:hAnsi="Arial" w:cs="Arial"/>
-          <w:sz w:val="28"/>
-          <w:szCs w:val="28"/>
-        </w:rPr>
-      </w:pPr>
-    </w:p>
-    <w:p>
-      <w:pPr>
-        <w:pStyle w:val="ListParagraph"/>
-        <w:numPr>
-          <w:ilvl w:val="0"/>
-          <w:numId w:val="4"/>
-        </w:numPr>
-        <w:rPr>
-          <w:rFonts w:ascii="Arial" w:hAnsi="Arial" w:cs="Arial"/>
-          <w:sz w:val="28"/>
-          <w:szCs w:val="28"/>
-        </w:rPr>
-      </w:pPr>
-      <w:r>
-        <w:rPr>
-          <w:rFonts w:ascii="Arial" w:hAnsi="Arial" w:cs="Arial"/>
-          <w:sz w:val="28"/>
-          <w:szCs w:val="28"/>
-        </w:rPr>
-        <w:t>Months to Days</w:t>
-      </w:r>
-    </w:p>
-    <w:p>
-      <w:pPr>
-        <w:pStyle w:val="ListParagraph"/>
-        <w:numPr>
-          <w:ilvl w:val="0"/>
-          <w:numId w:val="4"/>
-        </w:numPr>
-        <w:rPr>
-          <w:rFonts w:ascii="Arial" w:hAnsi="Arial" w:cs="Arial"/>
-          <w:sz w:val="28"/>
-          <w:szCs w:val="28"/>
-        </w:rPr>
-      </w:pPr>
-      <w:r>
-        <w:rPr>
-          <w:rFonts w:ascii="Arial" w:hAnsi="Arial" w:cs="Arial"/>
-          <w:sz w:val="28"/>
-          <w:szCs w:val="28"/>
-        </w:rPr>
-        <w:t>Days to Months</w:t>
-      </w:r>
-    </w:p>
-    <w:p>
-      <w:pPr>
-        <w:pStyle w:val="ListParagraph"/>
-        <w:numPr>
-          <w:ilvl w:val="0"/>
-          <w:numId w:val="4"/>
-        </w:numPr>
-        <w:rPr>
-          <w:rFonts w:ascii="Arial" w:hAnsi="Arial" w:cs="Arial"/>
-          <w:sz w:val="28"/>
-          <w:szCs w:val="28"/>
-        </w:rPr>
-      </w:pPr>
-      <w:r>
-        <w:rPr>
-          <w:rFonts w:ascii="Arial" w:hAnsi="Arial" w:cs="Arial"/>
-          <w:sz w:val="28"/>
-          <w:szCs w:val="28"/>
-        </w:rPr>
-        <w:t>Years and Days:</w:t>
-      </w:r>
-    </w:p>
-    <w:p>
-      <w:pPr>
-        <w:rPr>
-          <w:rFonts w:ascii="Arial" w:hAnsi="Arial" w:cs="Arial"/>
-          <w:sz w:val="28"/>
-          <w:szCs w:val="28"/>
-        </w:rPr>
-      </w:pPr>
-    </w:p>
-    <w:p>
-      <w:pPr>
-        <w:pStyle w:val="ListParagraph"/>
-        <w:numPr>
-          <w:ilvl w:val="0"/>
-          <w:numId w:val="4"/>
-        </w:numPr>
-        <w:rPr>
-          <w:rFonts w:ascii="Arial" w:hAnsi="Arial" w:cs="Arial"/>
-          <w:sz w:val="28"/>
-          <w:szCs w:val="28"/>
-        </w:rPr>
-      </w:pPr>
-      <w:r>
-        <w:rPr>
-          <w:rFonts w:ascii="Arial" w:hAnsi="Arial" w:cs="Arial"/>
-          <w:sz w:val="28"/>
-          <w:szCs w:val="28"/>
-        </w:rPr>
-        <w:t>Years to Days</w:t>
-      </w:r>
-    </w:p>
-    <w:p>
-      <w:pPr>
-        <w:pStyle w:val="ListParagraph"/>
-        <w:numPr>
-          <w:ilvl w:val="0"/>
-          <w:numId w:val="4"/>
-        </w:numPr>
-        <w:rPr>
-          <w:rFonts w:ascii="Arial" w:hAnsi="Arial" w:cs="Arial"/>
-          <w:sz w:val="28"/>
-          <w:szCs w:val="28"/>
-        </w:rPr>
-      </w:pPr>
-      <w:r>
-        <w:rPr>
-          <w:rFonts w:ascii="Arial" w:hAnsi="Arial" w:cs="Arial"/>
-          <w:sz w:val="28"/>
-          <w:szCs w:val="28"/>
-        </w:rPr>
-        <w:t>Days to Years</w:t>
-      </w:r>
-    </w:p>
-    <w:p>
-      <w:pPr>
-        <w:pStyle w:val="ListParagraph"/>
-        <w:numPr>
-          <w:ilvl w:val="0"/>
-          <w:numId w:val="4"/>
-        </w:numPr>
-        <w:rPr>
-          <w:rFonts w:ascii="Arial" w:hAnsi="Arial" w:cs="Arial"/>
-          <w:sz w:val="28"/>
-          <w:szCs w:val="28"/>
-        </w:rPr>
-      </w:pPr>
-      <w:r>
-        <w:rPr>
-          <w:rFonts w:ascii="Arial" w:hAnsi="Arial" w:cs="Arial"/>
-          <w:sz w:val="28"/>
-          <w:szCs w:val="28"/>
-        </w:rPr>
-        <w:t>Hours, Minutes, and Seconds:</w:t>
-      </w:r>
-    </w:p>
-    <w:p>
-      <w:pPr>
-        <w:rPr>
-          <w:rFonts w:ascii="Arial" w:hAnsi="Arial" w:cs="Arial"/>
-          <w:sz w:val="28"/>
-          <w:szCs w:val="28"/>
-        </w:rPr>
-      </w:pPr>
-    </w:p>
-    <w:p>
-      <w:pPr>
-        <w:pStyle w:val="ListParagraph"/>
-        <w:numPr>
-          <w:ilvl w:val="0"/>
-          <w:numId w:val="4"/>
-        </w:numPr>
-        <w:rPr>
-          <w:rFonts w:ascii="Arial" w:hAnsi="Arial" w:cs="Arial"/>
-          <w:sz w:val="28"/>
-          <w:szCs w:val="28"/>
-        </w:rPr>
-      </w:pPr>
-      <w:r>
-        <w:rPr>
-          <w:rFonts w:ascii="Arial" w:hAnsi="Arial" w:cs="Arial"/>
-          <w:sz w:val="28"/>
-          <w:szCs w:val="28"/>
-        </w:rPr>
-        <w:t>Hours to Minutes to Seconds</w:t>
-      </w:r>
-    </w:p>
-    <w:p>
-      <w:pPr>
-        <w:pStyle w:val="ListParagraph"/>
-        <w:numPr>
-          <w:ilvl w:val="0"/>
-          <w:numId w:val="4"/>
-        </w:numPr>
-        <w:rPr>
-          <w:rFonts w:ascii="Arial" w:hAnsi="Arial" w:cs="Arial"/>
-          <w:sz w:val="28"/>
-          <w:szCs w:val="28"/>
-        </w:rPr>
-      </w:pPr>
-      <w:r>
-        <w:rPr>
-          <w:rFonts w:ascii="Arial" w:hAnsi="Arial" w:cs="Arial"/>
-          <w:sz w:val="28"/>
-          <w:szCs w:val="28"/>
-        </w:rPr>
-        <w:t>Seconds to Minutes to Hours</w:t>
-      </w:r>
-    </w:p>
-    <w:p>
-      <w:pPr>
-        <w:rPr>
-          <w:rFonts w:ascii="Arial" w:hAnsi="Arial" w:cs="Arial"/>
-          <w:sz w:val="28"/>
-          <w:szCs w:val="28"/>
-        </w:rPr>
-      </w:pPr>
-      <w:r>
-        <w:rPr>
-          <w:rFonts w:ascii="Arial" w:hAnsi="Arial" w:cs="Arial"/>
-          <w:sz w:val="28"/>
-          <w:szCs w:val="28"/>
-        </w:rPr>
-        <w:t>2. Temperature Conversions</w:t>
-      </w:r>
-    </w:p>
-    <w:p>
-      <w:pPr>
-        <w:rPr>
-          <w:rFonts w:ascii="Arial" w:hAnsi="Arial" w:cs="Arial"/>
-          <w:sz w:val="28"/>
-          <w:szCs w:val="28"/>
-        </w:rPr>
-      </w:pPr>
-      <w:r>
-        <w:rPr>
-          <w:rFonts w:ascii="Arial" w:hAnsi="Arial" w:cs="Arial"/>
-          <w:sz w:val="28"/>
-          <w:szCs w:val="28"/>
-        </w:rPr>
-        <w:t xml:space="preserve">   1. Celsius to Fahrenheit</w:t>
-      </w:r>
-    </w:p>
-    <w:p>
-      <w:pPr>
-        <w:rPr>
-          <w:rFonts w:ascii="Arial" w:hAnsi="Arial" w:cs="Arial"/>
-          <w:sz w:val="28"/>
-          <w:szCs w:val="28"/>
-        </w:rPr>
-      </w:pPr>
-      <w:r>
-        <w:rPr>
-          <w:rFonts w:ascii="Arial" w:hAnsi="Arial" w:cs="Arial"/>
-          <w:sz w:val="28"/>
-          <w:szCs w:val="28"/>
-        </w:rPr>
-        <w:t xml:space="preserve">   2. Fahrenheit to Celsius</w:t>
-      </w:r>
-    </w:p>
-    <w:p>
-      <w:pPr>
-        <w:rPr>
-          <w:rFonts w:ascii="Arial" w:hAnsi="Arial" w:cs="Arial"/>
-          <w:sz w:val="28"/>
-          <w:szCs w:val="28"/>
-        </w:rPr>
-      </w:pPr>
-    </w:p>
-    <w:p>
-      <w:pPr>
-        <w:rPr>
-          <w:rFonts w:ascii="Arial" w:hAnsi="Arial" w:cs="Arial"/>
-          <w:sz w:val="28"/>
-          <w:szCs w:val="28"/>
-        </w:rPr>
-      </w:pPr>
-    </w:p>
-    <w:p>
-      <w:pPr>
-        <w:rPr>
-          <w:rFonts w:ascii="Arial" w:hAnsi="Arial" w:cs="Arial"/>
-          <w:sz w:val="28"/>
-          <w:szCs w:val="28"/>
-        </w:rPr>
-      </w:pPr>
-      <w:r>
-        <w:rPr>
-          <w:rFonts w:ascii="Arial" w:hAnsi="Arial" w:cs="Arial"/>
-          <w:sz w:val="28"/>
-          <w:szCs w:val="28"/>
-        </w:rPr>
-        <w:t>1. Length Conversions</w:t>
-      </w:r>
-    </w:p>
-    <w:p>
-      <w:pPr>
-        <w:rPr>
-          <w:rFonts w:ascii="Arial" w:hAnsi="Arial" w:cs="Arial"/>
-          <w:sz w:val="28"/>
-          <w:szCs w:val="28"/>
-        </w:rPr>
-      </w:pPr>
-      <w:r>
-        <w:rPr>
-          <w:rFonts w:ascii="Arial" w:hAnsi="Arial" w:cs="Arial"/>
-          <w:sz w:val="28"/>
-          <w:szCs w:val="28"/>
-        </w:rPr>
-        <w:t xml:space="preserve">   1. Feet to Meters</w:t>
-      </w:r>
-    </w:p>
-    <w:p>
-      <w:pPr>
-        <w:rPr>
-          <w:rFonts w:ascii="Arial" w:hAnsi="Arial" w:cs="Arial"/>
-          <w:sz w:val="28"/>
-          <w:szCs w:val="28"/>
-        </w:rPr>
-      </w:pPr>
-      <w:r>
-        <w:rPr>
-          <w:rFonts w:ascii="Arial" w:hAnsi="Arial" w:cs="Arial"/>
-          <w:sz w:val="28"/>
-          <w:szCs w:val="28"/>
-        </w:rPr>
-        <w:t xml:space="preserve">   2. Meters to Feet</w:t>
-      </w:r>
     </w:p>
     <w:p>
       <w:pPr>
@@ -1413,9 +1382,9 @@
       <w:lvlJc w:val="left"/>
       <w:pPr>
         <w:tabs>
-          <w:tab w:val="num" w:pos="720"/>
+          <w:tab w:val="num" w:pos="1800"/>
         </w:tabs>
-        <w:ind w:left="720" w:hanging="360"/>
+        <w:ind w:left="1800" w:hanging="360"/>
       </w:pPr>
     </w:lvl>
     <w:lvl w:ilvl="1">
@@ -1425,9 +1394,9 @@
       <w:lvlJc w:val="left"/>
       <w:pPr>
         <w:tabs>
-          <w:tab w:val="num" w:pos="1440"/>
+          <w:tab w:val="num" w:pos="2520"/>
         </w:tabs>
-        <w:ind w:left="1440" w:hanging="360"/>
+        <w:ind w:left="2520" w:hanging="360"/>
       </w:pPr>
       <w:rPr>
         <w:rFonts w:ascii="Symbol" w:hAnsi="Symbol" w:hint="default"/>
@@ -1441,9 +1410,9 @@
       <w:lvlJc w:val="left"/>
       <w:pPr>
         <w:tabs>
-          <w:tab w:val="num" w:pos="2160"/>
+          <w:tab w:val="num" w:pos="3240"/>
         </w:tabs>
-        <w:ind w:left="2160" w:hanging="360"/>
+        <w:ind w:left="3240" w:hanging="360"/>
       </w:pPr>
     </w:lvl>
     <w:lvl w:ilvl="3" w:tentative="1">
@@ -1453,9 +1422,9 @@
       <w:lvlJc w:val="left"/>
       <w:pPr>
         <w:tabs>
-          <w:tab w:val="num" w:pos="2880"/>
+          <w:tab w:val="num" w:pos="3960"/>
         </w:tabs>
-        <w:ind w:left="2880" w:hanging="360"/>
+        <w:ind w:left="3960" w:hanging="360"/>
       </w:pPr>
     </w:lvl>
     <w:lvl w:ilvl="4" w:tentative="1">
@@ -1465,9 +1434,9 @@
       <w:lvlJc w:val="left"/>
       <w:pPr>
         <w:tabs>
-          <w:tab w:val="num" w:pos="3600"/>
+          <w:tab w:val="num" w:pos="4680"/>
         </w:tabs>
-        <w:ind w:left="3600" w:hanging="360"/>
+        <w:ind w:left="4680" w:hanging="360"/>
       </w:pPr>
     </w:lvl>
     <w:lvl w:ilvl="5" w:tentative="1">
@@ -1477,9 +1446,9 @@
       <w:lvlJc w:val="left"/>
       <w:pPr>
         <w:tabs>
-          <w:tab w:val="num" w:pos="4320"/>
+          <w:tab w:val="num" w:pos="5400"/>
         </w:tabs>
-        <w:ind w:left="4320" w:hanging="360"/>
+        <w:ind w:left="5400" w:hanging="360"/>
       </w:pPr>
     </w:lvl>
     <w:lvl w:ilvl="6" w:tentative="1">
@@ -1489,9 +1458,9 @@
       <w:lvlJc w:val="left"/>
       <w:pPr>
         <w:tabs>
-          <w:tab w:val="num" w:pos="5040"/>
+          <w:tab w:val="num" w:pos="6120"/>
         </w:tabs>
-        <w:ind w:left="5040" w:hanging="360"/>
+        <w:ind w:left="6120" w:hanging="360"/>
       </w:pPr>
     </w:lvl>
     <w:lvl w:ilvl="7" w:tentative="1">
@@ -1501,9 +1470,9 @@
       <w:lvlJc w:val="left"/>
       <w:pPr>
         <w:tabs>
-          <w:tab w:val="num" w:pos="5760"/>
+          <w:tab w:val="num" w:pos="6840"/>
         </w:tabs>
-        <w:ind w:left="5760" w:hanging="360"/>
+        <w:ind w:left="6840" w:hanging="360"/>
       </w:pPr>
     </w:lvl>
     <w:lvl w:ilvl="8" w:tentative="1">
@@ -1513,9 +1482,9 @@
       <w:lvlJc w:val="left"/>
       <w:pPr>
         <w:tabs>
-          <w:tab w:val="num" w:pos="6480"/>
+          <w:tab w:val="num" w:pos="7560"/>
         </w:tabs>
-        <w:ind w:left="6480" w:hanging="360"/>
+        <w:ind w:left="7560" w:hanging="360"/>
       </w:pPr>
     </w:lvl>
   </w:abstractNum>
@@ -1701,7 +1670,7 @@
       <w:lvlText w:val=""/>
       <w:lvlJc w:val="left"/>
       <w:pPr>
-        <w:ind w:left="720" w:hanging="360"/>
+        <w:ind w:left="2520" w:hanging="360"/>
       </w:pPr>
       <w:rPr>
         <w:rFonts w:ascii="Symbol" w:hAnsi="Symbol" w:hint="default"/>
@@ -1713,7 +1682,7 @@
       <w:lvlText w:val="o"/>
       <w:lvlJc w:val="left"/>
       <w:pPr>
-        <w:ind w:left="1440" w:hanging="360"/>
+        <w:ind w:left="3240" w:hanging="360"/>
       </w:pPr>
       <w:rPr>
         <w:rFonts w:ascii="Courier New" w:hAnsi="Courier New" w:cs="Courier New" w:hint="default"/>
@@ -1725,7 +1694,7 @@
       <w:lvlText w:val=""/>
       <w:lvlJc w:val="left"/>
       <w:pPr>
-        <w:ind w:left="2160" w:hanging="360"/>
+        <w:ind w:left="3960" w:hanging="360"/>
       </w:pPr>
       <w:rPr>
         <w:rFonts w:ascii="Wingdings" w:hAnsi="Wingdings" w:hint="default"/>
@@ -1737,7 +1706,7 @@
       <w:lvlText w:val=""/>
       <w:lvlJc w:val="left"/>
       <w:pPr>
-        <w:ind w:left="2880" w:hanging="360"/>
+        <w:ind w:left="4680" w:hanging="360"/>
       </w:pPr>
       <w:rPr>
         <w:rFonts w:ascii="Symbol" w:hAnsi="Symbol" w:hint="default"/>
@@ -1749,7 +1718,7 @@
       <w:lvlText w:val="o"/>
       <w:lvlJc w:val="left"/>
       <w:pPr>
-        <w:ind w:left="3600" w:hanging="360"/>
+        <w:ind w:left="5400" w:hanging="360"/>
       </w:pPr>
       <w:rPr>
         <w:rFonts w:ascii="Courier New" w:hAnsi="Courier New" w:cs="Courier New" w:hint="default"/>
@@ -1761,7 +1730,7 @@
       <w:lvlText w:val=""/>
       <w:lvlJc w:val="left"/>
       <w:pPr>
-        <w:ind w:left="4320" w:hanging="360"/>
+        <w:ind w:left="6120" w:hanging="360"/>
       </w:pPr>
       <w:rPr>
         <w:rFonts w:ascii="Wingdings" w:hAnsi="Wingdings" w:hint="default"/>
@@ -1773,7 +1742,7 @@
       <w:lvlText w:val=""/>
       <w:lvlJc w:val="left"/>
       <w:pPr>
-        <w:ind w:left="5040" w:hanging="360"/>
+        <w:ind w:left="6840" w:hanging="360"/>
       </w:pPr>
       <w:rPr>
         <w:rFonts w:ascii="Symbol" w:hAnsi="Symbol" w:hint="default"/>
@@ -1785,7 +1754,7 @@
       <w:lvlText w:val="o"/>
       <w:lvlJc w:val="left"/>
       <w:pPr>
-        <w:ind w:left="5760" w:hanging="360"/>
+        <w:ind w:left="7560" w:hanging="360"/>
       </w:pPr>
       <w:rPr>
         <w:rFonts w:ascii="Courier New" w:hAnsi="Courier New" w:cs="Courier New" w:hint="default"/>
@@ -1797,7 +1766,7 @@
       <w:lvlText w:val=""/>
       <w:lvlJc w:val="left"/>
       <w:pPr>
-        <w:ind w:left="6480" w:hanging="360"/>
+        <w:ind w:left="8280" w:hanging="360"/>
       </w:pPr>
       <w:rPr>
         <w:rFonts w:ascii="Wingdings" w:hAnsi="Wingdings" w:hint="default"/>
